--- a/W8-A3/Benedetti-Andre VITAE Geral.docx
+++ b/W8-A3/Benedetti-Andre VITAE Geral.docx
@@ -648,7 +648,6 @@
           <w:i/>
           <w:sz w:val="20"/>
           <w:szCs w:val="20"/>
-          <w:lang w:val="pt-BR"/>
         </w:rPr>
       </w:pPr>
     </w:p>
@@ -660,7 +659,6 @@
           <w:i/>
           <w:sz w:val="20"/>
           <w:szCs w:val="20"/>
-          <w:lang w:val="pt-BR"/>
         </w:rPr>
         <w:sectPr>
           <w:type w:val="continuous"/>
@@ -679,7 +677,6 @@
           <w:i/>
           <w:sz w:val="20"/>
           <w:szCs w:val="20"/>
-          <w:lang w:val="pt-BR"/>
         </w:rPr>
       </w:pPr>
     </w:p>
@@ -1197,1802 +1194,10 @@
     </w:p>
     <w:p>
       <w:pPr>
-        <w:ind w:left="720"/>
         <w:jc w:val="both"/>
         <w:rPr>
           <w:rFonts w:ascii="Arial" w:hAnsi="Arial" w:cs="Arial"/>
           <w:i/>
-          <w:sz w:val="20"/>
-          <w:szCs w:val="20"/>
-        </w:rPr>
-      </w:pPr>
-    </w:p>
-    <w:p>
-      <w:pPr>
-        <w:ind w:left="720"/>
-        <w:jc w:val="both"/>
-        <w:rPr>
-          <w:rFonts w:ascii="Arial" w:hAnsi="Arial" w:cs="Arial"/>
-          <w:i/>
-          <w:sz w:val="20"/>
-          <w:szCs w:val="20"/>
-        </w:rPr>
-      </w:pPr>
-    </w:p>
-    <w:p>
-      <w:pPr>
-        <w:jc w:val="both"/>
-        <w:rPr>
-          <w:rFonts w:ascii="Arial" w:hAnsi="Arial" w:cs="Arial"/>
-          <w:b/>
-          <w:bCs/>
-          <w:i/>
-          <w:iCs/>
-          <w:sz w:val="20"/>
-          <w:szCs w:val="20"/>
-        </w:rPr>
-      </w:pPr>
-      <w:r>
-        <w:rPr>
-          <w:rFonts w:ascii="Arial" w:hAnsi="Arial" w:cs="Arial"/>
-          <w:b/>
-          <w:bCs/>
-          <w:i/>
-          <w:sz w:val="20"/>
-          <w:szCs w:val="20"/>
-        </w:rPr>
-        <w:t>CenturyLink</w:t>
-      </w:r>
-      <w:r>
-        <w:rPr>
-          <w:rFonts w:ascii="Arial" w:hAnsi="Arial" w:cs="Arial"/>
-          <w:i/>
-          <w:sz w:val="20"/>
-          <w:szCs w:val="20"/>
-        </w:rPr>
-        <w:t xml:space="preserve"> (</w:t>
-      </w:r>
-      <w:proofErr w:type="gramStart"/>
-      <w:r>
-        <w:rPr>
-          <w:rFonts w:ascii="Arial" w:hAnsi="Arial" w:cs="Arial"/>
-          <w:i/>
-          <w:sz w:val="20"/>
-          <w:szCs w:val="20"/>
-        </w:rPr>
-        <w:t>February,</w:t>
-      </w:r>
-      <w:proofErr w:type="gramEnd"/>
-      <w:r>
-        <w:rPr>
-          <w:rFonts w:ascii="Arial" w:hAnsi="Arial" w:cs="Arial"/>
-          <w:i/>
-          <w:sz w:val="20"/>
-          <w:szCs w:val="20"/>
-        </w:rPr>
-        <w:t xml:space="preserve"> 2017 to </w:t>
-      </w:r>
-      <w:proofErr w:type="gramStart"/>
-      <w:r>
-        <w:rPr>
-          <w:rFonts w:ascii="Arial" w:hAnsi="Arial" w:cs="Arial"/>
-          <w:i/>
-          <w:sz w:val="20"/>
-          <w:szCs w:val="20"/>
-        </w:rPr>
-        <w:t>March,</w:t>
-      </w:r>
-      <w:proofErr w:type="gramEnd"/>
-      <w:r>
-        <w:rPr>
-          <w:rFonts w:ascii="Arial" w:hAnsi="Arial" w:cs="Arial"/>
-          <w:i/>
-          <w:sz w:val="20"/>
-          <w:szCs w:val="20"/>
-        </w:rPr>
-        <w:t xml:space="preserve"> 2019) </w:t>
-      </w:r>
-      <w:r>
-        <w:rPr>
-          <w:rFonts w:ascii="Arial" w:hAnsi="Arial" w:cs="Arial"/>
-          <w:b/>
-          <w:bCs/>
-          <w:i/>
-          <w:iCs/>
-          <w:sz w:val="20"/>
-          <w:szCs w:val="20"/>
-        </w:rPr>
-        <w:t>Senior Account Manager</w:t>
-      </w:r>
-    </w:p>
-    <w:p>
-      <w:pPr>
-        <w:jc w:val="both"/>
-        <w:rPr>
-          <w:rFonts w:ascii="Arial" w:hAnsi="Arial" w:cs="Arial"/>
-          <w:i/>
-          <w:sz w:val="20"/>
-          <w:szCs w:val="20"/>
-        </w:rPr>
-      </w:pPr>
-    </w:p>
-    <w:p>
-      <w:pPr>
-        <w:pStyle w:val="ListParagraph"/>
-        <w:numPr>
-          <w:ilvl w:val="0"/>
-          <w:numId w:val="38"/>
-        </w:numPr>
-        <w:jc w:val="both"/>
-        <w:rPr>
-          <w:rFonts w:ascii="Arial" w:hAnsi="Arial" w:cs="Arial"/>
-          <w:i/>
-          <w:sz w:val="20"/>
-          <w:szCs w:val="20"/>
-        </w:rPr>
-      </w:pPr>
-      <w:r>
-        <w:rPr>
-          <w:rFonts w:ascii="Arial" w:hAnsi="Arial" w:cs="Arial"/>
-          <w:i/>
-          <w:sz w:val="20"/>
-          <w:szCs w:val="20"/>
-        </w:rPr>
-        <w:t>Proactively drove top-of-funnel traffic by utilizing market data analysis to cold prospect and identify high-value commercial leads for new contract acquisition.</w:t>
-      </w:r>
-    </w:p>
-    <w:p>
-      <w:pPr>
-        <w:pStyle w:val="ListParagraph"/>
-        <w:numPr>
-          <w:ilvl w:val="0"/>
-          <w:numId w:val="38"/>
-        </w:numPr>
-        <w:jc w:val="both"/>
-        <w:rPr>
-          <w:rFonts w:ascii="Arial" w:hAnsi="Arial" w:cs="Arial"/>
-          <w:i/>
-          <w:sz w:val="20"/>
-          <w:szCs w:val="20"/>
-        </w:rPr>
-      </w:pPr>
-      <w:r>
-        <w:rPr>
-          <w:rFonts w:ascii="Arial" w:hAnsi="Arial" w:cs="Arial"/>
-          <w:i/>
-          <w:sz w:val="20"/>
-          <w:szCs w:val="20"/>
-        </w:rPr>
-        <w:t>Nurtured inbound and newly generated leads by effectively communicating service value, overcoming objections, and guiding them toward contract signature and implementation.</w:t>
-      </w:r>
-    </w:p>
-    <w:p>
-      <w:pPr>
-        <w:pStyle w:val="ListParagraph"/>
-        <w:numPr>
-          <w:ilvl w:val="0"/>
-          <w:numId w:val="38"/>
-        </w:numPr>
-        <w:jc w:val="both"/>
-        <w:rPr>
-          <w:rFonts w:ascii="Arial" w:hAnsi="Arial" w:cs="Arial"/>
-          <w:i/>
-          <w:sz w:val="20"/>
-          <w:szCs w:val="20"/>
-        </w:rPr>
-      </w:pPr>
-      <w:r>
-        <w:rPr>
-          <w:rFonts w:ascii="Arial" w:hAnsi="Arial" w:cs="Arial"/>
-          <w:i/>
-          <w:sz w:val="20"/>
-          <w:szCs w:val="20"/>
-        </w:rPr>
-        <w:t>Maintained absolute data integrity within Salesforce, ensuring accurate sales pipeline management and transparent forecasting for senior leadership.</w:t>
-      </w:r>
-    </w:p>
-    <w:p>
-      <w:pPr>
-        <w:pStyle w:val="ListParagraph"/>
-        <w:numPr>
-          <w:ilvl w:val="0"/>
-          <w:numId w:val="38"/>
-        </w:numPr>
-        <w:jc w:val="both"/>
-        <w:rPr>
-          <w:rFonts w:ascii="Arial" w:hAnsi="Arial" w:cs="Arial"/>
-          <w:i/>
-          <w:sz w:val="20"/>
-          <w:szCs w:val="20"/>
-        </w:rPr>
-      </w:pPr>
-      <w:r>
-        <w:rPr>
-          <w:rFonts w:ascii="Arial" w:hAnsi="Arial" w:cs="Arial"/>
-          <w:i/>
-          <w:sz w:val="20"/>
-          <w:szCs w:val="20"/>
-        </w:rPr>
-        <w:t>Successfully managed the complexity of contracts, ensuring meticulous administration and collection of all required documentation to maximize conversion rates.</w:t>
-      </w:r>
-    </w:p>
-    <w:p>
-      <w:pPr>
-        <w:pStyle w:val="ListParagraph"/>
-        <w:jc w:val="both"/>
-        <w:rPr>
-          <w:rFonts w:ascii="Arial" w:hAnsi="Arial" w:cs="Arial"/>
-          <w:i/>
-          <w:sz w:val="20"/>
-          <w:szCs w:val="20"/>
-        </w:rPr>
-      </w:pPr>
-    </w:p>
-    <w:p>
-      <w:pPr>
-        <w:jc w:val="both"/>
-        <w:rPr>
-          <w:rFonts w:ascii="Arial" w:hAnsi="Arial" w:cs="Arial"/>
-          <w:b/>
-          <w:bCs/>
-          <w:i/>
-          <w:sz w:val="20"/>
-          <w:szCs w:val="20"/>
-        </w:rPr>
-      </w:pPr>
-      <w:r>
-        <w:rPr>
-          <w:rFonts w:ascii="Arial" w:hAnsi="Arial" w:cs="Arial"/>
-          <w:b/>
-          <w:bCs/>
-          <w:i/>
-          <w:sz w:val="20"/>
-          <w:szCs w:val="20"/>
-        </w:rPr>
-        <w:t xml:space="preserve">NTT </w:t>
-      </w:r>
-      <w:r>
-        <w:rPr>
-          <w:rFonts w:ascii="Arial" w:hAnsi="Arial" w:cs="Arial"/>
-          <w:i/>
-          <w:sz w:val="20"/>
-          <w:szCs w:val="20"/>
-        </w:rPr>
-        <w:t>(</w:t>
-      </w:r>
-      <w:proofErr w:type="gramStart"/>
-      <w:r>
-        <w:rPr>
-          <w:rFonts w:ascii="Arial" w:hAnsi="Arial" w:cs="Arial"/>
-          <w:i/>
-          <w:sz w:val="20"/>
-          <w:szCs w:val="20"/>
-        </w:rPr>
-        <w:t>April,</w:t>
-      </w:r>
-      <w:proofErr w:type="gramEnd"/>
-      <w:r>
-        <w:rPr>
-          <w:rFonts w:ascii="Arial" w:hAnsi="Arial" w:cs="Arial"/>
-          <w:i/>
-          <w:sz w:val="20"/>
-          <w:szCs w:val="20"/>
-        </w:rPr>
-        <w:t xml:space="preserve"> 2016 to </w:t>
-      </w:r>
-      <w:proofErr w:type="gramStart"/>
-      <w:r>
-        <w:rPr>
-          <w:rFonts w:ascii="Arial" w:hAnsi="Arial" w:cs="Arial"/>
-          <w:i/>
-          <w:sz w:val="20"/>
-          <w:szCs w:val="20"/>
-        </w:rPr>
-        <w:t>March,</w:t>
-      </w:r>
-      <w:proofErr w:type="gramEnd"/>
-      <w:r>
-        <w:rPr>
-          <w:rFonts w:ascii="Arial" w:hAnsi="Arial" w:cs="Arial"/>
-          <w:i/>
-          <w:sz w:val="20"/>
-          <w:szCs w:val="20"/>
-        </w:rPr>
-        <w:t xml:space="preserve"> 2017) </w:t>
-      </w:r>
-      <w:r>
-        <w:rPr>
-          <w:rFonts w:ascii="Arial" w:hAnsi="Arial" w:cs="Arial"/>
-          <w:b/>
-          <w:bCs/>
-          <w:i/>
-          <w:sz w:val="20"/>
-          <w:szCs w:val="20"/>
-        </w:rPr>
-        <w:t>Large Accounts Executive</w:t>
-      </w:r>
-    </w:p>
-    <w:p>
-      <w:pPr>
-        <w:jc w:val="both"/>
-        <w:rPr>
-          <w:rFonts w:ascii="Arial" w:hAnsi="Arial" w:cs="Arial"/>
-          <w:i/>
-          <w:sz w:val="20"/>
-          <w:szCs w:val="20"/>
-        </w:rPr>
-      </w:pPr>
-    </w:p>
-    <w:p>
-      <w:pPr>
-        <w:pStyle w:val="ListParagraph"/>
-        <w:numPr>
-          <w:ilvl w:val="0"/>
-          <w:numId w:val="39"/>
-        </w:numPr>
-        <w:jc w:val="both"/>
-        <w:rPr>
-          <w:rFonts w:ascii="Arial" w:hAnsi="Arial" w:cs="Arial"/>
-          <w:i/>
-          <w:sz w:val="20"/>
-          <w:szCs w:val="20"/>
-        </w:rPr>
-      </w:pPr>
-      <w:r>
-        <w:rPr>
-          <w:rFonts w:ascii="Arial" w:hAnsi="Arial" w:cs="Arial"/>
-          <w:i/>
-          <w:sz w:val="20"/>
-          <w:szCs w:val="20"/>
-        </w:rPr>
-        <w:t>New Business Development: Directed top-of-funnel lead generation and cold prospecting, successfully acquiring high-value commercial contracts.</w:t>
-      </w:r>
-    </w:p>
-    <w:p>
-      <w:pPr>
-        <w:pStyle w:val="ListParagraph"/>
-        <w:numPr>
-          <w:ilvl w:val="0"/>
-          <w:numId w:val="39"/>
-        </w:numPr>
-        <w:jc w:val="both"/>
-        <w:rPr>
-          <w:rFonts w:ascii="Arial" w:hAnsi="Arial" w:cs="Arial"/>
-          <w:i/>
-          <w:sz w:val="20"/>
-          <w:szCs w:val="20"/>
-        </w:rPr>
-      </w:pPr>
-      <w:r>
-        <w:rPr>
-          <w:rFonts w:ascii="Arial" w:hAnsi="Arial" w:cs="Arial"/>
-          <w:i/>
-          <w:sz w:val="20"/>
-          <w:szCs w:val="20"/>
-        </w:rPr>
-        <w:t>Full Sales Cycle Ownership: Managed the entire conversion process from initial lead to contract signature and technical implementation.</w:t>
-      </w:r>
-    </w:p>
-    <w:p>
-      <w:pPr>
-        <w:pStyle w:val="ListParagraph"/>
-        <w:numPr>
-          <w:ilvl w:val="0"/>
-          <w:numId w:val="39"/>
-        </w:numPr>
-        <w:jc w:val="both"/>
-        <w:rPr>
-          <w:rFonts w:ascii="Arial" w:hAnsi="Arial" w:cs="Arial"/>
-          <w:i/>
-          <w:sz w:val="20"/>
-          <w:szCs w:val="20"/>
-        </w:rPr>
-      </w:pPr>
-      <w:r>
-        <w:rPr>
-          <w:rFonts w:ascii="Arial" w:hAnsi="Arial" w:cs="Arial"/>
-          <w:i/>
-          <w:sz w:val="20"/>
-          <w:szCs w:val="20"/>
-        </w:rPr>
-        <w:t>Pipeline Accuracy: Provided transparent revenue forecasting to senior leadership by maintaining high data integrity within the sales pipeline.</w:t>
-      </w:r>
-    </w:p>
-    <w:p>
-      <w:pPr>
-        <w:ind w:left="720"/>
-        <w:jc w:val="both"/>
-        <w:rPr>
-          <w:rFonts w:ascii="Arial" w:hAnsi="Arial" w:cs="Arial"/>
-          <w:i/>
-          <w:sz w:val="20"/>
-          <w:szCs w:val="20"/>
-        </w:rPr>
-      </w:pPr>
-    </w:p>
-    <w:p>
-      <w:pPr>
-        <w:rPr>
-          <w:rFonts w:ascii="Arial" w:hAnsi="Arial" w:cs="Arial"/>
-          <w:i/>
-          <w:sz w:val="20"/>
-          <w:szCs w:val="20"/>
-        </w:rPr>
-      </w:pPr>
-      <w:proofErr w:type="spellStart"/>
-      <w:r>
-        <w:rPr>
-          <w:rFonts w:ascii="Arial" w:hAnsi="Arial" w:cs="Arial"/>
-          <w:b/>
-          <w:bCs/>
-          <w:i/>
-          <w:sz w:val="20"/>
-          <w:szCs w:val="20"/>
-        </w:rPr>
-        <w:t>Teltac</w:t>
-      </w:r>
-      <w:proofErr w:type="spellEnd"/>
-      <w:r>
-        <w:rPr>
-          <w:rFonts w:ascii="Arial" w:hAnsi="Arial" w:cs="Arial"/>
-          <w:i/>
-          <w:sz w:val="20"/>
-          <w:szCs w:val="20"/>
-        </w:rPr>
-        <w:t xml:space="preserve"> (June 2015 to September 2015) Country and Account Manager</w:t>
-      </w:r>
-    </w:p>
-    <w:p>
-      <w:pPr>
-        <w:rPr>
-          <w:rFonts w:ascii="Arial" w:hAnsi="Arial" w:cs="Arial"/>
-          <w:i/>
-          <w:sz w:val="20"/>
-          <w:szCs w:val="20"/>
-        </w:rPr>
-      </w:pPr>
-    </w:p>
-    <w:p>
-      <w:pPr>
-        <w:rPr>
-          <w:rFonts w:ascii="Arial" w:hAnsi="Arial" w:cs="Arial"/>
-          <w:i/>
-          <w:sz w:val="20"/>
-          <w:szCs w:val="20"/>
-        </w:rPr>
-      </w:pPr>
-      <w:r>
-        <w:rPr>
-          <w:rFonts w:ascii="Arial" w:hAnsi="Arial" w:cs="Arial"/>
-          <w:b/>
-          <w:bCs/>
-          <w:i/>
-          <w:sz w:val="20"/>
-          <w:szCs w:val="20"/>
-        </w:rPr>
-        <w:t>GVT</w:t>
-      </w:r>
-      <w:r>
-        <w:rPr>
-          <w:rFonts w:ascii="Arial" w:hAnsi="Arial" w:cs="Arial"/>
-          <w:b/>
-          <w:sz w:val="20"/>
-          <w:szCs w:val="20"/>
-          <w:u w:val="single"/>
-        </w:rPr>
-        <w:t xml:space="preserve"> </w:t>
-      </w:r>
-      <w:r>
-        <w:rPr>
-          <w:rFonts w:ascii="Arial" w:hAnsi="Arial" w:cs="Arial"/>
-          <w:i/>
-          <w:sz w:val="20"/>
-          <w:szCs w:val="20"/>
-        </w:rPr>
-        <w:t xml:space="preserve">Senior Business </w:t>
-      </w:r>
-      <w:r>
-        <w:rPr>
-          <w:rFonts w:ascii="Arial" w:hAnsi="Arial" w:cs="Arial"/>
-          <w:i/>
-          <w:sz w:val="20"/>
-          <w:szCs w:val="20"/>
-        </w:rPr>
-        <w:t>Manager</w:t>
-      </w:r>
-      <w:r>
-        <w:rPr>
-          <w:rFonts w:ascii="Arial" w:hAnsi="Arial" w:cs="Arial"/>
-          <w:i/>
-          <w:sz w:val="20"/>
-          <w:szCs w:val="20"/>
-        </w:rPr>
-        <w:t xml:space="preserve"> - </w:t>
-      </w:r>
-      <w:proofErr w:type="gramStart"/>
-      <w:r>
-        <w:rPr>
-          <w:rFonts w:ascii="Arial" w:hAnsi="Arial" w:cs="Arial"/>
-          <w:i/>
-          <w:sz w:val="20"/>
-          <w:szCs w:val="20"/>
-        </w:rPr>
-        <w:t>July</w:t>
-      </w:r>
-      <w:r>
-        <w:rPr>
-          <w:rFonts w:ascii="Arial" w:hAnsi="Arial" w:cs="Arial"/>
-          <w:i/>
-          <w:sz w:val="20"/>
-          <w:szCs w:val="20"/>
-        </w:rPr>
-        <w:t>,</w:t>
-      </w:r>
-      <w:proofErr w:type="gramEnd"/>
-      <w:r>
-        <w:rPr>
-          <w:rFonts w:ascii="Arial" w:hAnsi="Arial" w:cs="Arial"/>
-          <w:i/>
-          <w:sz w:val="20"/>
-          <w:szCs w:val="20"/>
-        </w:rPr>
-        <w:t xml:space="preserve"> 2013 </w:t>
-      </w:r>
-      <w:r>
-        <w:rPr>
-          <w:rFonts w:ascii="Arial" w:hAnsi="Arial" w:cs="Arial"/>
-          <w:i/>
-          <w:sz w:val="20"/>
-          <w:szCs w:val="20"/>
-        </w:rPr>
-        <w:t>–</w:t>
-      </w:r>
-      <w:r>
-        <w:rPr>
-          <w:rFonts w:ascii="Arial" w:hAnsi="Arial" w:cs="Arial"/>
-          <w:i/>
-          <w:sz w:val="20"/>
-          <w:szCs w:val="20"/>
-        </w:rPr>
-        <w:t xml:space="preserve"> </w:t>
-      </w:r>
-      <w:proofErr w:type="gramStart"/>
-      <w:r>
-        <w:rPr>
-          <w:rFonts w:ascii="Arial" w:hAnsi="Arial" w:cs="Arial"/>
-          <w:i/>
-          <w:sz w:val="20"/>
-          <w:szCs w:val="20"/>
-        </w:rPr>
-        <w:t>May</w:t>
-      </w:r>
-      <w:r>
-        <w:rPr>
-          <w:rFonts w:ascii="Arial" w:hAnsi="Arial" w:cs="Arial"/>
-          <w:i/>
-          <w:sz w:val="20"/>
-          <w:szCs w:val="20"/>
-        </w:rPr>
-        <w:t>,</w:t>
-      </w:r>
-      <w:proofErr w:type="gramEnd"/>
-      <w:r>
-        <w:rPr>
-          <w:rFonts w:ascii="Arial" w:hAnsi="Arial" w:cs="Arial"/>
-          <w:i/>
-          <w:sz w:val="20"/>
-          <w:szCs w:val="20"/>
-        </w:rPr>
-        <w:t xml:space="preserve"> 2015</w:t>
-      </w:r>
-    </w:p>
-    <w:p>
-      <w:pPr>
-        <w:jc w:val="both"/>
-        <w:rPr>
-          <w:rFonts w:ascii="Arial" w:hAnsi="Arial" w:cs="Arial"/>
-          <w:sz w:val="20"/>
-          <w:szCs w:val="20"/>
-          <w:u w:val="single"/>
-        </w:rPr>
-      </w:pPr>
-    </w:p>
-    <w:p>
-      <w:pPr>
-        <w:jc w:val="both"/>
-        <w:rPr>
-          <w:rFonts w:ascii="Arial" w:hAnsi="Arial" w:cs="Arial"/>
-          <w:i/>
-          <w:sz w:val="20"/>
-          <w:szCs w:val="20"/>
-        </w:rPr>
-      </w:pPr>
-      <w:r>
-        <w:rPr>
-          <w:rFonts w:ascii="Arial" w:hAnsi="Arial" w:cs="Arial"/>
-          <w:b/>
-          <w:bCs/>
-          <w:i/>
-          <w:sz w:val="20"/>
-          <w:szCs w:val="20"/>
-        </w:rPr>
-        <w:t>Matrix Internet S/A</w:t>
-      </w:r>
-      <w:r>
-        <w:rPr>
-          <w:rFonts w:ascii="Arial" w:hAnsi="Arial" w:cs="Arial"/>
-          <w:b/>
-          <w:sz w:val="20"/>
-          <w:szCs w:val="20"/>
-          <w:u w:val="single"/>
-        </w:rPr>
-        <w:t xml:space="preserve"> </w:t>
-      </w:r>
-      <w:r>
-        <w:rPr>
-          <w:rFonts w:ascii="Arial" w:hAnsi="Arial" w:cs="Arial"/>
-          <w:i/>
-          <w:sz w:val="20"/>
-          <w:szCs w:val="20"/>
-        </w:rPr>
-        <w:t xml:space="preserve">Country and Account Manager </w:t>
-      </w:r>
-      <w:r>
-        <w:rPr>
-          <w:rFonts w:ascii="Arial" w:hAnsi="Arial" w:cs="Arial"/>
-          <w:i/>
-          <w:sz w:val="20"/>
-          <w:szCs w:val="20"/>
-        </w:rPr>
-        <w:t xml:space="preserve">- </w:t>
-      </w:r>
-      <w:proofErr w:type="gramStart"/>
-      <w:r>
-        <w:rPr>
-          <w:rFonts w:ascii="Arial" w:hAnsi="Arial" w:cs="Arial"/>
-          <w:i/>
-          <w:sz w:val="20"/>
-          <w:szCs w:val="20"/>
-        </w:rPr>
-        <w:t>August,</w:t>
-      </w:r>
-      <w:proofErr w:type="gramEnd"/>
-      <w:r>
-        <w:rPr>
-          <w:rFonts w:ascii="Arial" w:hAnsi="Arial" w:cs="Arial"/>
-          <w:i/>
-          <w:sz w:val="20"/>
-          <w:szCs w:val="20"/>
-        </w:rPr>
-        <w:t xml:space="preserve"> </w:t>
-      </w:r>
-      <w:r>
-        <w:rPr>
-          <w:rFonts w:ascii="Arial" w:hAnsi="Arial" w:cs="Arial"/>
-          <w:i/>
-          <w:sz w:val="20"/>
-          <w:szCs w:val="20"/>
-        </w:rPr>
-        <w:t xml:space="preserve">2009 – </w:t>
-      </w:r>
-      <w:proofErr w:type="gramStart"/>
-      <w:r>
-        <w:rPr>
-          <w:rFonts w:ascii="Arial" w:hAnsi="Arial" w:cs="Arial"/>
-          <w:i/>
-          <w:sz w:val="20"/>
-          <w:szCs w:val="20"/>
-        </w:rPr>
-        <w:t>June</w:t>
-      </w:r>
-      <w:r>
-        <w:rPr>
-          <w:rFonts w:ascii="Arial" w:hAnsi="Arial" w:cs="Arial"/>
-          <w:i/>
-          <w:sz w:val="20"/>
-          <w:szCs w:val="20"/>
-        </w:rPr>
-        <w:t>,</w:t>
-      </w:r>
-      <w:proofErr w:type="gramEnd"/>
-      <w:r>
-        <w:rPr>
-          <w:rFonts w:ascii="Arial" w:hAnsi="Arial" w:cs="Arial"/>
-          <w:i/>
-          <w:sz w:val="20"/>
-          <w:szCs w:val="20"/>
-        </w:rPr>
-        <w:t xml:space="preserve"> 2013 </w:t>
-      </w:r>
-    </w:p>
-    <w:p>
-      <w:pPr>
-        <w:jc w:val="both"/>
-        <w:rPr>
-          <w:rFonts w:ascii="Arial" w:hAnsi="Arial" w:cs="Arial"/>
-          <w:sz w:val="20"/>
-          <w:szCs w:val="20"/>
-          <w:u w:val="single"/>
-        </w:rPr>
-      </w:pPr>
-    </w:p>
-    <w:p>
-      <w:pPr>
-        <w:jc w:val="both"/>
-        <w:rPr>
-          <w:rFonts w:ascii="Arial" w:hAnsi="Arial" w:cs="Arial"/>
-          <w:sz w:val="20"/>
-          <w:szCs w:val="20"/>
-        </w:rPr>
-      </w:pPr>
-      <w:proofErr w:type="spellStart"/>
-      <w:r>
-        <w:rPr>
-          <w:rFonts w:ascii="Arial" w:hAnsi="Arial" w:cs="Arial"/>
-          <w:b/>
-          <w:bCs/>
-          <w:i/>
-          <w:sz w:val="20"/>
-          <w:szCs w:val="20"/>
-        </w:rPr>
-        <w:t>Engeforma</w:t>
-      </w:r>
-      <w:proofErr w:type="spellEnd"/>
-      <w:r>
-        <w:rPr>
-          <w:rFonts w:ascii="Arial" w:hAnsi="Arial" w:cs="Arial"/>
-          <w:b/>
-          <w:bCs/>
-          <w:i/>
-          <w:sz w:val="20"/>
-          <w:szCs w:val="20"/>
-        </w:rPr>
-        <w:t xml:space="preserve"> </w:t>
-      </w:r>
-      <w:proofErr w:type="spellStart"/>
-      <w:r>
-        <w:rPr>
-          <w:rFonts w:ascii="Arial" w:hAnsi="Arial" w:cs="Arial"/>
-          <w:b/>
-          <w:bCs/>
-          <w:i/>
-          <w:sz w:val="20"/>
-          <w:szCs w:val="20"/>
-        </w:rPr>
-        <w:t>Engenharia</w:t>
-      </w:r>
-      <w:proofErr w:type="spellEnd"/>
-      <w:r>
-        <w:rPr>
-          <w:rFonts w:ascii="Arial" w:hAnsi="Arial" w:cs="Arial"/>
-          <w:b/>
-          <w:bCs/>
-          <w:i/>
-          <w:sz w:val="20"/>
-          <w:szCs w:val="20"/>
-        </w:rPr>
-        <w:t xml:space="preserve"> Industria e Comercio LTDA</w:t>
-      </w:r>
-      <w:r>
-        <w:rPr>
-          <w:rFonts w:ascii="Arial" w:hAnsi="Arial" w:cs="Arial"/>
-          <w:i/>
-          <w:sz w:val="20"/>
-          <w:szCs w:val="20"/>
-        </w:rPr>
-        <w:tab/>
-      </w:r>
-      <w:r>
-        <w:rPr>
-          <w:rFonts w:ascii="Arial" w:hAnsi="Arial" w:cs="Arial"/>
-          <w:i/>
-          <w:sz w:val="20"/>
-          <w:szCs w:val="20"/>
-        </w:rPr>
-        <w:t xml:space="preserve">Electrical Engineer and </w:t>
-      </w:r>
-      <w:r>
-        <w:rPr>
-          <w:rFonts w:ascii="Arial" w:hAnsi="Arial" w:cs="Arial"/>
-          <w:i/>
-          <w:sz w:val="20"/>
-          <w:szCs w:val="20"/>
-        </w:rPr>
-        <w:t>Contract Management</w:t>
-      </w:r>
-      <w:r>
-        <w:rPr>
-          <w:rFonts w:ascii="Arial" w:hAnsi="Arial" w:cs="Arial"/>
-          <w:sz w:val="20"/>
-          <w:szCs w:val="20"/>
-        </w:rPr>
-        <w:t xml:space="preserve"> </w:t>
-      </w:r>
-      <w:proofErr w:type="gramStart"/>
-      <w:r>
-        <w:rPr>
-          <w:rFonts w:ascii="Arial" w:hAnsi="Arial" w:cs="Arial"/>
-          <w:sz w:val="20"/>
-          <w:szCs w:val="20"/>
-        </w:rPr>
-        <w:t>May,</w:t>
-      </w:r>
-      <w:proofErr w:type="gramEnd"/>
-      <w:r>
-        <w:rPr>
-          <w:rFonts w:ascii="Arial" w:hAnsi="Arial" w:cs="Arial"/>
-          <w:sz w:val="20"/>
-          <w:szCs w:val="20"/>
-        </w:rPr>
-        <w:t xml:space="preserve"> 2011 to </w:t>
-      </w:r>
-      <w:proofErr w:type="gramStart"/>
-      <w:r>
-        <w:rPr>
-          <w:rFonts w:ascii="Arial" w:hAnsi="Arial" w:cs="Arial"/>
-          <w:sz w:val="20"/>
-          <w:szCs w:val="20"/>
-        </w:rPr>
-        <w:t>September,</w:t>
-      </w:r>
-      <w:proofErr w:type="gramEnd"/>
-      <w:r>
-        <w:rPr>
-          <w:rFonts w:ascii="Arial" w:hAnsi="Arial" w:cs="Arial"/>
-          <w:sz w:val="20"/>
-          <w:szCs w:val="20"/>
-        </w:rPr>
-        <w:t xml:space="preserve"> 2011</w:t>
-      </w:r>
-    </w:p>
-    <w:p>
-      <w:pPr>
-        <w:jc w:val="both"/>
-        <w:rPr>
-          <w:rFonts w:ascii="Arial" w:hAnsi="Arial" w:cs="Arial"/>
-          <w:sz w:val="20"/>
-          <w:szCs w:val="20"/>
-        </w:rPr>
-      </w:pPr>
-    </w:p>
-    <w:p>
-      <w:pPr>
-        <w:jc w:val="both"/>
-        <w:rPr>
-          <w:rFonts w:ascii="Arial" w:hAnsi="Arial" w:cs="Arial"/>
-          <w:i/>
-          <w:iCs/>
-          <w:sz w:val="20"/>
-          <w:szCs w:val="20"/>
-        </w:rPr>
-      </w:pPr>
-    </w:p>
-    <w:p>
-      <w:pPr>
-        <w:jc w:val="both"/>
-        <w:rPr>
-          <w:rFonts w:ascii="Arial" w:hAnsi="Arial" w:cs="Arial"/>
-          <w:sz w:val="20"/>
-          <w:szCs w:val="20"/>
-        </w:rPr>
-      </w:pPr>
-      <w:r>
-        <w:rPr>
-          <w:rFonts w:ascii="Arial" w:hAnsi="Arial" w:cs="Arial"/>
-          <w:b/>
-          <w:bCs/>
-          <w:i/>
-          <w:sz w:val="20"/>
-          <w:szCs w:val="20"/>
-        </w:rPr>
-        <w:t xml:space="preserve">LSX </w:t>
-      </w:r>
-      <w:proofErr w:type="spellStart"/>
-      <w:r>
-        <w:rPr>
-          <w:rFonts w:ascii="Arial" w:hAnsi="Arial" w:cs="Arial"/>
-          <w:b/>
-          <w:bCs/>
-          <w:i/>
-          <w:sz w:val="20"/>
-          <w:szCs w:val="20"/>
-        </w:rPr>
-        <w:t>Engenharia</w:t>
-      </w:r>
-      <w:proofErr w:type="spellEnd"/>
-      <w:r>
-        <w:rPr>
-          <w:rFonts w:ascii="Arial" w:hAnsi="Arial" w:cs="Arial"/>
-          <w:b/>
-          <w:bCs/>
-          <w:i/>
-          <w:sz w:val="20"/>
-          <w:szCs w:val="20"/>
-        </w:rPr>
-        <w:t xml:space="preserve"> LTDA</w:t>
-      </w:r>
-      <w:r>
-        <w:rPr>
-          <w:rFonts w:ascii="Arial" w:hAnsi="Arial" w:cs="Arial"/>
-          <w:b/>
-          <w:sz w:val="20"/>
-          <w:szCs w:val="20"/>
-          <w:u w:val="single"/>
-        </w:rPr>
-        <w:t xml:space="preserve"> </w:t>
-      </w:r>
-      <w:r>
-        <w:rPr>
-          <w:rFonts w:ascii="Arial" w:hAnsi="Arial" w:cs="Arial"/>
-          <w:i/>
-          <w:sz w:val="20"/>
-          <w:szCs w:val="20"/>
-        </w:rPr>
-        <w:t xml:space="preserve">Electrical Engineer </w:t>
-      </w:r>
-      <w:r>
-        <w:rPr>
-          <w:rFonts w:ascii="Arial" w:hAnsi="Arial" w:cs="Arial"/>
-          <w:i/>
-          <w:sz w:val="20"/>
-          <w:szCs w:val="20"/>
-        </w:rPr>
-        <w:t xml:space="preserve">and </w:t>
-      </w:r>
-      <w:r>
-        <w:rPr>
-          <w:rFonts w:ascii="Arial" w:hAnsi="Arial" w:cs="Arial"/>
-          <w:i/>
-          <w:sz w:val="20"/>
-          <w:szCs w:val="20"/>
-        </w:rPr>
-        <w:t xml:space="preserve">Contract Management </w:t>
-      </w:r>
-      <w:proofErr w:type="gramStart"/>
-      <w:r>
-        <w:rPr>
-          <w:rFonts w:ascii="Arial" w:hAnsi="Arial" w:cs="Arial"/>
-          <w:i/>
-          <w:sz w:val="20"/>
-          <w:szCs w:val="20"/>
-        </w:rPr>
-        <w:t>September,</w:t>
-      </w:r>
-      <w:proofErr w:type="gramEnd"/>
-      <w:r>
-        <w:rPr>
-          <w:rFonts w:ascii="Arial" w:hAnsi="Arial" w:cs="Arial"/>
-          <w:i/>
-          <w:sz w:val="20"/>
-          <w:szCs w:val="20"/>
-        </w:rPr>
-        <w:t xml:space="preserve"> </w:t>
-      </w:r>
-      <w:r>
-        <w:rPr>
-          <w:rFonts w:ascii="Arial" w:hAnsi="Arial" w:cs="Arial"/>
-          <w:sz w:val="20"/>
-          <w:szCs w:val="20"/>
-        </w:rPr>
-        <w:t xml:space="preserve">2009 to </w:t>
-      </w:r>
-      <w:proofErr w:type="gramStart"/>
-      <w:r>
-        <w:rPr>
-          <w:rFonts w:ascii="Arial" w:hAnsi="Arial" w:cs="Arial"/>
-          <w:sz w:val="20"/>
-          <w:szCs w:val="20"/>
-        </w:rPr>
-        <w:t>April</w:t>
-      </w:r>
-      <w:r>
-        <w:rPr>
-          <w:rFonts w:ascii="Arial" w:hAnsi="Arial" w:cs="Arial"/>
-          <w:sz w:val="20"/>
-          <w:szCs w:val="20"/>
-        </w:rPr>
-        <w:t>,</w:t>
-      </w:r>
-      <w:proofErr w:type="gramEnd"/>
-      <w:r>
-        <w:rPr>
-          <w:rFonts w:ascii="Arial" w:hAnsi="Arial" w:cs="Arial"/>
-          <w:sz w:val="20"/>
-          <w:szCs w:val="20"/>
-        </w:rPr>
-        <w:t xml:space="preserve"> 2011</w:t>
-      </w:r>
-    </w:p>
-    <w:p>
-      <w:pPr>
-        <w:jc w:val="both"/>
-        <w:rPr>
-          <w:rFonts w:ascii="Arial" w:hAnsi="Arial" w:cs="Arial"/>
-          <w:i/>
-          <w:iCs/>
-          <w:sz w:val="20"/>
-          <w:szCs w:val="20"/>
-        </w:rPr>
-      </w:pPr>
-    </w:p>
-    <w:p>
-      <w:pPr>
-        <w:jc w:val="both"/>
-        <w:rPr>
-          <w:rFonts w:ascii="Arial" w:hAnsi="Arial" w:cs="Arial"/>
-          <w:i/>
-          <w:sz w:val="20"/>
-          <w:szCs w:val="20"/>
-        </w:rPr>
-      </w:pPr>
-      <w:r>
-        <w:rPr>
-          <w:rFonts w:ascii="Arial" w:hAnsi="Arial" w:cs="Arial"/>
-          <w:b/>
-          <w:bCs/>
-          <w:i/>
-          <w:sz w:val="20"/>
-          <w:szCs w:val="20"/>
-        </w:rPr>
-        <w:t>Directo - Computer-Tel Inc.</w:t>
-      </w:r>
-      <w:r>
-        <w:rPr>
-          <w:rFonts w:ascii="Arial" w:hAnsi="Arial" w:cs="Arial"/>
-          <w:b/>
-          <w:sz w:val="20"/>
-          <w:szCs w:val="20"/>
-          <w:u w:val="single"/>
-        </w:rPr>
-        <w:t xml:space="preserve"> </w:t>
-      </w:r>
-      <w:r>
-        <w:rPr>
-          <w:rFonts w:ascii="Arial" w:hAnsi="Arial" w:cs="Arial"/>
-          <w:i/>
-          <w:sz w:val="20"/>
-          <w:szCs w:val="20"/>
-        </w:rPr>
-        <w:t xml:space="preserve">Country and Account Manager – </w:t>
-      </w:r>
-      <w:proofErr w:type="gramStart"/>
-      <w:r>
-        <w:rPr>
-          <w:rFonts w:ascii="Arial" w:hAnsi="Arial" w:cs="Arial"/>
-          <w:i/>
-          <w:sz w:val="20"/>
-          <w:szCs w:val="20"/>
-        </w:rPr>
-        <w:t>January,</w:t>
-      </w:r>
-      <w:proofErr w:type="gramEnd"/>
-      <w:r>
-        <w:rPr>
-          <w:rFonts w:ascii="Arial" w:hAnsi="Arial" w:cs="Arial"/>
-          <w:i/>
-          <w:sz w:val="20"/>
-          <w:szCs w:val="20"/>
-        </w:rPr>
-        <w:t xml:space="preserve"> 2007 to </w:t>
-      </w:r>
-      <w:proofErr w:type="gramStart"/>
-      <w:r>
-        <w:rPr>
-          <w:rFonts w:ascii="Arial" w:hAnsi="Arial" w:cs="Arial"/>
-          <w:i/>
-          <w:sz w:val="20"/>
-          <w:szCs w:val="20"/>
-        </w:rPr>
-        <w:t>June,</w:t>
-      </w:r>
-      <w:proofErr w:type="gramEnd"/>
-      <w:r>
-        <w:rPr>
-          <w:rFonts w:ascii="Arial" w:hAnsi="Arial" w:cs="Arial"/>
-          <w:i/>
-          <w:sz w:val="20"/>
-          <w:szCs w:val="20"/>
-        </w:rPr>
-        <w:t xml:space="preserve"> 2009 </w:t>
-      </w:r>
-    </w:p>
-    <w:p>
-      <w:pPr>
-        <w:jc w:val="both"/>
-        <w:rPr>
-          <w:rStyle w:val="apple-style-span"/>
-          <w:rFonts w:ascii="Arial" w:hAnsi="Arial" w:cs="Arial"/>
-          <w:i/>
-          <w:iCs/>
-          <w:sz w:val="20"/>
-          <w:szCs w:val="20"/>
-        </w:rPr>
-      </w:pPr>
-    </w:p>
-    <w:p>
-      <w:pPr>
-        <w:jc w:val="both"/>
-        <w:rPr>
-          <w:rStyle w:val="apple-style-span"/>
-          <w:rFonts w:ascii="Arial" w:hAnsi="Arial" w:cs="Arial"/>
-          <w:i/>
-          <w:iCs/>
-          <w:sz w:val="20"/>
-          <w:szCs w:val="20"/>
-        </w:rPr>
-      </w:pPr>
-    </w:p>
-    <w:p>
-      <w:pPr>
-        <w:jc w:val="both"/>
-        <w:rPr>
-          <w:rFonts w:ascii="Arial" w:hAnsi="Arial" w:cs="Arial"/>
-          <w:i/>
-          <w:iCs/>
-          <w:sz w:val="20"/>
-          <w:szCs w:val="20"/>
-        </w:rPr>
-      </w:pPr>
-      <w:proofErr w:type="spellStart"/>
-      <w:r>
-        <w:rPr>
-          <w:rFonts w:ascii="Arial" w:hAnsi="Arial" w:cs="Arial"/>
-          <w:b/>
-          <w:bCs/>
-          <w:i/>
-          <w:sz w:val="20"/>
-          <w:szCs w:val="20"/>
-        </w:rPr>
-        <w:t>TelenovaComunicações</w:t>
-      </w:r>
-      <w:proofErr w:type="spellEnd"/>
-      <w:r>
-        <w:rPr>
-          <w:rFonts w:ascii="Arial" w:hAnsi="Arial" w:cs="Arial"/>
-          <w:b/>
-          <w:bCs/>
-          <w:i/>
-          <w:sz w:val="20"/>
-          <w:szCs w:val="20"/>
-        </w:rPr>
-        <w:t xml:space="preserve"> LTDA.</w:t>
-      </w:r>
-      <w:r>
-        <w:rPr>
-          <w:rFonts w:ascii="Arial" w:hAnsi="Arial" w:cs="Arial"/>
-          <w:b/>
-          <w:sz w:val="20"/>
-          <w:szCs w:val="20"/>
-          <w:u w:val="single"/>
-        </w:rPr>
-        <w:t xml:space="preserve"> </w:t>
-      </w:r>
-      <w:r>
-        <w:rPr>
-          <w:rFonts w:ascii="Arial" w:hAnsi="Arial" w:cs="Arial"/>
-          <w:i/>
-          <w:iCs/>
-          <w:sz w:val="20"/>
-          <w:szCs w:val="20"/>
-        </w:rPr>
-        <w:t>Commercial Man</w:t>
-      </w:r>
-      <w:r>
-        <w:rPr>
-          <w:rFonts w:ascii="Arial" w:hAnsi="Arial" w:cs="Arial"/>
-          <w:i/>
-          <w:iCs/>
-          <w:sz w:val="20"/>
-          <w:szCs w:val="20"/>
-        </w:rPr>
-        <w:t>a</w:t>
-      </w:r>
-      <w:r>
-        <w:rPr>
-          <w:rFonts w:ascii="Arial" w:hAnsi="Arial" w:cs="Arial"/>
-          <w:i/>
-          <w:iCs/>
-          <w:sz w:val="20"/>
-          <w:szCs w:val="20"/>
-        </w:rPr>
-        <w:t>ger and Routing Supervisor</w:t>
-      </w:r>
-      <w:r>
-        <w:rPr>
-          <w:rFonts w:ascii="Arial" w:hAnsi="Arial" w:cs="Arial"/>
-          <w:i/>
-          <w:iCs/>
-          <w:sz w:val="20"/>
-          <w:szCs w:val="20"/>
-        </w:rPr>
-        <w:t xml:space="preserve"> –</w:t>
-      </w:r>
-      <w:proofErr w:type="gramStart"/>
-      <w:r>
-        <w:rPr>
-          <w:rFonts w:ascii="Arial" w:hAnsi="Arial" w:cs="Arial"/>
-          <w:i/>
-          <w:iCs/>
-          <w:sz w:val="20"/>
-          <w:szCs w:val="20"/>
-        </w:rPr>
-        <w:t>April,</w:t>
-      </w:r>
-      <w:proofErr w:type="gramEnd"/>
-      <w:r>
-        <w:rPr>
-          <w:rFonts w:ascii="Arial" w:hAnsi="Arial" w:cs="Arial"/>
-          <w:i/>
-          <w:sz w:val="20"/>
-          <w:szCs w:val="20"/>
-        </w:rPr>
-        <w:t xml:space="preserve"> 2005 </w:t>
-      </w:r>
-      <w:r>
-        <w:rPr>
-          <w:rFonts w:ascii="Arial" w:hAnsi="Arial" w:cs="Arial"/>
-          <w:i/>
-          <w:sz w:val="20"/>
-          <w:szCs w:val="20"/>
-        </w:rPr>
-        <w:t>to</w:t>
-      </w:r>
-      <w:r>
-        <w:rPr>
-          <w:rFonts w:ascii="Arial" w:hAnsi="Arial" w:cs="Arial"/>
-          <w:i/>
-          <w:sz w:val="20"/>
-          <w:szCs w:val="20"/>
-        </w:rPr>
-        <w:t xml:space="preserve"> </w:t>
-      </w:r>
-      <w:proofErr w:type="gramStart"/>
-      <w:r>
-        <w:rPr>
-          <w:rFonts w:ascii="Arial" w:hAnsi="Arial" w:cs="Arial"/>
-          <w:i/>
-          <w:sz w:val="20"/>
-          <w:szCs w:val="20"/>
-        </w:rPr>
-        <w:t>December,</w:t>
-      </w:r>
-      <w:proofErr w:type="gramEnd"/>
-      <w:r>
-        <w:rPr>
-          <w:rFonts w:ascii="Arial" w:hAnsi="Arial" w:cs="Arial"/>
-          <w:i/>
-          <w:sz w:val="20"/>
-          <w:szCs w:val="20"/>
-        </w:rPr>
-        <w:t xml:space="preserve"> 2006</w:t>
-      </w:r>
-      <w:r>
-        <w:rPr>
-          <w:rFonts w:ascii="Arial" w:hAnsi="Arial" w:cs="Arial"/>
-          <w:i/>
-          <w:sz w:val="20"/>
-          <w:szCs w:val="20"/>
-        </w:rPr>
-        <w:t xml:space="preserve"> / </w:t>
-      </w:r>
-      <w:r>
-        <w:rPr>
-          <w:rFonts w:ascii="Arial" w:hAnsi="Arial" w:cs="Arial"/>
-          <w:i/>
-          <w:iCs/>
-          <w:sz w:val="20"/>
-          <w:szCs w:val="20"/>
-        </w:rPr>
-        <w:t>R</w:t>
-      </w:r>
-      <w:r>
-        <w:rPr>
-          <w:rFonts w:ascii="Arial" w:hAnsi="Arial" w:cs="Arial"/>
-          <w:i/>
-          <w:iCs/>
-          <w:sz w:val="20"/>
-          <w:szCs w:val="20"/>
-        </w:rPr>
-        <w:t>outing Analyst</w:t>
-      </w:r>
-      <w:r>
-        <w:rPr>
-          <w:rFonts w:ascii="Arial" w:hAnsi="Arial" w:cs="Arial"/>
-          <w:i/>
-          <w:iCs/>
-          <w:sz w:val="20"/>
-          <w:szCs w:val="20"/>
-        </w:rPr>
-        <w:t xml:space="preserve">– </w:t>
-      </w:r>
-      <w:proofErr w:type="gramStart"/>
-      <w:r>
-        <w:rPr>
-          <w:rFonts w:ascii="Arial" w:hAnsi="Arial" w:cs="Arial"/>
-          <w:sz w:val="20"/>
-          <w:szCs w:val="20"/>
-        </w:rPr>
-        <w:t>Jan</w:t>
-      </w:r>
-      <w:r>
-        <w:rPr>
-          <w:rFonts w:ascii="Arial" w:hAnsi="Arial" w:cs="Arial"/>
-          <w:sz w:val="20"/>
-          <w:szCs w:val="20"/>
-        </w:rPr>
-        <w:t>uary,</w:t>
-      </w:r>
-      <w:proofErr w:type="gramEnd"/>
-      <w:r>
-        <w:rPr>
-          <w:rFonts w:ascii="Arial" w:hAnsi="Arial" w:cs="Arial"/>
-          <w:sz w:val="20"/>
-          <w:szCs w:val="20"/>
-        </w:rPr>
-        <w:t xml:space="preserve"> </w:t>
-      </w:r>
-      <w:r>
-        <w:rPr>
-          <w:rFonts w:ascii="Arial" w:hAnsi="Arial" w:cs="Arial"/>
-          <w:sz w:val="20"/>
-          <w:szCs w:val="20"/>
-        </w:rPr>
-        <w:t xml:space="preserve">2005 </w:t>
-      </w:r>
-      <w:r>
-        <w:rPr>
-          <w:rFonts w:ascii="Arial" w:hAnsi="Arial" w:cs="Arial"/>
-          <w:sz w:val="20"/>
-          <w:szCs w:val="20"/>
-        </w:rPr>
-        <w:t xml:space="preserve">to </w:t>
-      </w:r>
-      <w:proofErr w:type="gramStart"/>
-      <w:r>
-        <w:rPr>
-          <w:rFonts w:ascii="Arial" w:hAnsi="Arial" w:cs="Arial"/>
-          <w:sz w:val="20"/>
-          <w:szCs w:val="20"/>
-        </w:rPr>
-        <w:t>May,</w:t>
-      </w:r>
-      <w:proofErr w:type="gramEnd"/>
-      <w:r>
-        <w:rPr>
-          <w:rFonts w:ascii="Arial" w:hAnsi="Arial" w:cs="Arial"/>
-          <w:sz w:val="20"/>
-          <w:szCs w:val="20"/>
-        </w:rPr>
-        <w:t xml:space="preserve"> 2005</w:t>
-      </w:r>
-      <w:r>
-        <w:rPr>
-          <w:rFonts w:ascii="Arial" w:hAnsi="Arial" w:cs="Arial"/>
-          <w:sz w:val="20"/>
-          <w:szCs w:val="20"/>
-        </w:rPr>
-        <w:t xml:space="preserve"> / </w:t>
-      </w:r>
-      <w:r>
-        <w:rPr>
-          <w:rFonts w:ascii="Arial" w:hAnsi="Arial" w:cs="Arial"/>
-          <w:i/>
-          <w:iCs/>
-          <w:sz w:val="20"/>
-          <w:szCs w:val="20"/>
-        </w:rPr>
-        <w:t xml:space="preserve">Trainee at </w:t>
-      </w:r>
-      <w:proofErr w:type="spellStart"/>
-      <w:r>
-        <w:rPr>
-          <w:rFonts w:ascii="Arial" w:hAnsi="Arial" w:cs="Arial"/>
-          <w:i/>
-          <w:iCs/>
-          <w:sz w:val="20"/>
-          <w:szCs w:val="20"/>
-        </w:rPr>
-        <w:t>Telenova</w:t>
-      </w:r>
-      <w:proofErr w:type="spellEnd"/>
-      <w:r>
-        <w:rPr>
-          <w:rFonts w:ascii="Arial" w:hAnsi="Arial" w:cs="Arial"/>
-          <w:i/>
-          <w:iCs/>
-          <w:sz w:val="20"/>
-          <w:szCs w:val="20"/>
-        </w:rPr>
-        <w:t xml:space="preserve"> - </w:t>
-      </w:r>
-      <w:proofErr w:type="spellStart"/>
-      <w:r>
-        <w:rPr>
-          <w:rFonts w:ascii="Arial" w:hAnsi="Arial" w:cs="Arial"/>
-          <w:i/>
-          <w:iCs/>
-          <w:sz w:val="20"/>
-          <w:szCs w:val="20"/>
-        </w:rPr>
-        <w:t>Comunicações</w:t>
-      </w:r>
-      <w:proofErr w:type="spellEnd"/>
-      <w:r>
-        <w:rPr>
-          <w:rFonts w:ascii="Arial" w:hAnsi="Arial" w:cs="Arial"/>
-          <w:i/>
-          <w:iCs/>
-          <w:sz w:val="20"/>
-          <w:szCs w:val="20"/>
-        </w:rPr>
-        <w:t xml:space="preserve"> LTDA </w:t>
-      </w:r>
-      <w:r>
-        <w:rPr>
-          <w:rFonts w:ascii="Arial" w:hAnsi="Arial" w:cs="Arial"/>
-          <w:i/>
-          <w:iCs/>
-          <w:sz w:val="20"/>
-          <w:szCs w:val="20"/>
-        </w:rPr>
-        <w:t>–</w:t>
-      </w:r>
-      <w:proofErr w:type="gramStart"/>
-      <w:r>
-        <w:rPr>
-          <w:rFonts w:ascii="Arial" w:hAnsi="Arial" w:cs="Arial"/>
-          <w:sz w:val="20"/>
-          <w:szCs w:val="20"/>
-        </w:rPr>
-        <w:t>March,</w:t>
-      </w:r>
-      <w:proofErr w:type="gramEnd"/>
-      <w:r>
-        <w:rPr>
-          <w:rFonts w:ascii="Arial" w:hAnsi="Arial" w:cs="Arial"/>
-          <w:sz w:val="20"/>
-          <w:szCs w:val="20"/>
-        </w:rPr>
-        <w:t xml:space="preserve"> 2004 </w:t>
-      </w:r>
-      <w:r>
-        <w:rPr>
-          <w:rFonts w:ascii="Arial" w:hAnsi="Arial" w:cs="Arial"/>
-          <w:sz w:val="20"/>
-          <w:szCs w:val="20"/>
-        </w:rPr>
-        <w:t xml:space="preserve">to </w:t>
-      </w:r>
-      <w:proofErr w:type="gramStart"/>
-      <w:r>
-        <w:rPr>
-          <w:rFonts w:ascii="Arial" w:hAnsi="Arial" w:cs="Arial"/>
-          <w:sz w:val="20"/>
-          <w:szCs w:val="20"/>
-        </w:rPr>
-        <w:t>December,</w:t>
-      </w:r>
-      <w:proofErr w:type="gramEnd"/>
-      <w:r>
-        <w:rPr>
-          <w:rFonts w:ascii="Arial" w:hAnsi="Arial" w:cs="Arial"/>
-          <w:sz w:val="20"/>
-          <w:szCs w:val="20"/>
-        </w:rPr>
-        <w:t xml:space="preserve"> 2004</w:t>
-      </w:r>
-    </w:p>
-    <w:p>
-      <w:pPr>
-        <w:jc w:val="both"/>
-        <w:rPr>
-          <w:rFonts w:ascii="Arial" w:hAnsi="Arial" w:cs="Arial"/>
-          <w:i/>
-          <w:iCs/>
-          <w:sz w:val="20"/>
-          <w:szCs w:val="20"/>
-        </w:rPr>
-      </w:pPr>
-    </w:p>
-    <w:p>
-      <w:pPr>
-        <w:rPr>
-          <w:rFonts w:ascii="Arial" w:hAnsi="Arial" w:cs="Arial"/>
-          <w:b/>
-          <w:bCs/>
-          <w:sz w:val="20"/>
-          <w:szCs w:val="20"/>
-        </w:rPr>
-      </w:pPr>
-    </w:p>
-    <w:p>
-      <w:pPr>
-        <w:rPr>
-          <w:rFonts w:ascii="Courier New" w:hAnsi="Courier New" w:cs="Courier New"/>
-          <w:color w:val="000000"/>
-          <w:sz w:val="20"/>
-          <w:szCs w:val="20"/>
-        </w:rPr>
-      </w:pPr>
-      <w:r>
-        <w:rPr>
-          <w:rFonts w:ascii="Arial" w:hAnsi="Arial" w:cs="Arial"/>
-          <w:b/>
-          <w:bCs/>
-          <w:sz w:val="20"/>
-          <w:szCs w:val="20"/>
-        </w:rPr>
-        <w:t xml:space="preserve">EDUCATION </w:t>
-      </w:r>
-    </w:p>
-    <w:p>
-      <w:pPr>
-        <w:rPr>
-          <w:rFonts w:ascii="Courier New" w:hAnsi="Courier New" w:cs="Courier New"/>
-          <w:color w:val="000000"/>
-          <w:sz w:val="20"/>
-          <w:szCs w:val="20"/>
-        </w:rPr>
-      </w:pPr>
-    </w:p>
-    <w:p>
-      <w:pPr>
-        <w:rPr>
-          <w:rFonts w:ascii="Arial" w:hAnsi="Arial" w:cs="Arial"/>
-          <w:color w:val="000000"/>
-          <w:sz w:val="20"/>
-          <w:szCs w:val="20"/>
-        </w:rPr>
-      </w:pPr>
-      <w:r>
-        <w:rPr>
-          <w:rFonts w:ascii="Arial" w:hAnsi="Arial" w:cs="Arial"/>
-          <w:color w:val="000000"/>
-          <w:sz w:val="20"/>
-          <w:szCs w:val="20"/>
-        </w:rPr>
-        <w:t>2026</w:t>
-      </w:r>
-      <w:r>
-        <w:rPr>
-          <w:rFonts w:ascii="Arial" w:hAnsi="Arial" w:cs="Arial"/>
-          <w:color w:val="000000"/>
-          <w:sz w:val="20"/>
-          <w:szCs w:val="20"/>
-        </w:rPr>
-        <w:tab/>
-      </w:r>
-      <w:proofErr w:type="gramStart"/>
-      <w:r>
-        <w:rPr>
-          <w:rFonts w:ascii="Arial" w:hAnsi="Arial" w:cs="Arial"/>
-          <w:color w:val="000000"/>
-          <w:sz w:val="20"/>
-          <w:szCs w:val="20"/>
-        </w:rPr>
-        <w:t>Master In Software</w:t>
-      </w:r>
-      <w:proofErr w:type="gramEnd"/>
-      <w:r>
-        <w:rPr>
-          <w:rFonts w:ascii="Arial" w:hAnsi="Arial" w:cs="Arial"/>
-          <w:color w:val="000000"/>
-          <w:sz w:val="20"/>
-          <w:szCs w:val="20"/>
-        </w:rPr>
-        <w:t xml:space="preserve"> Engineer – Yoobee, Auckland, New Zealand</w:t>
-      </w:r>
-    </w:p>
-    <w:p>
-      <w:pPr>
-        <w:rPr>
-          <w:rFonts w:ascii="Arial" w:hAnsi="Arial" w:cs="Arial"/>
-          <w:color w:val="000000"/>
-          <w:sz w:val="20"/>
-          <w:szCs w:val="20"/>
-        </w:rPr>
-      </w:pPr>
-      <w:r>
-        <w:rPr>
-          <w:rFonts w:ascii="Arial" w:hAnsi="Arial" w:cs="Arial"/>
-          <w:color w:val="000000"/>
-          <w:sz w:val="20"/>
-          <w:szCs w:val="20"/>
-        </w:rPr>
-        <w:t>2015</w:t>
-      </w:r>
-      <w:r>
-        <w:rPr>
-          <w:rFonts w:ascii="Arial" w:hAnsi="Arial" w:cs="Arial"/>
-          <w:color w:val="000000"/>
-          <w:sz w:val="20"/>
-          <w:szCs w:val="20"/>
-        </w:rPr>
-        <w:tab/>
-        <w:t>SPIN Selling - Huthwaite, Sao Paulo, Brazil</w:t>
-      </w:r>
-    </w:p>
-    <w:p>
-      <w:pPr>
-        <w:rPr>
-          <w:rFonts w:ascii="Arial" w:hAnsi="Arial" w:cs="Arial"/>
-          <w:color w:val="000000"/>
-          <w:sz w:val="20"/>
-          <w:szCs w:val="20"/>
-        </w:rPr>
-      </w:pPr>
-      <w:r>
-        <w:rPr>
-          <w:rFonts w:ascii="Arial" w:hAnsi="Arial" w:cs="Arial"/>
-          <w:color w:val="000000"/>
-          <w:sz w:val="20"/>
-          <w:szCs w:val="20"/>
-        </w:rPr>
-        <w:t>2013</w:t>
-      </w:r>
-      <w:r>
-        <w:rPr>
-          <w:rFonts w:ascii="Courier New" w:hAnsi="Courier New" w:cs="Courier New"/>
-          <w:color w:val="000000"/>
-          <w:sz w:val="20"/>
-          <w:szCs w:val="20"/>
-        </w:rPr>
-        <w:tab/>
-      </w:r>
-      <w:r>
-        <w:rPr>
-          <w:rFonts w:ascii="Arial" w:hAnsi="Arial" w:cs="Arial"/>
-          <w:color w:val="000000"/>
-          <w:sz w:val="20"/>
-          <w:szCs w:val="20"/>
-        </w:rPr>
-        <w:t>M</w:t>
-      </w:r>
-      <w:r>
-        <w:rPr>
-          <w:rFonts w:ascii="Arial" w:hAnsi="Arial" w:cs="Arial"/>
-          <w:color w:val="000000"/>
-          <w:sz w:val="20"/>
-          <w:szCs w:val="20"/>
-        </w:rPr>
-        <w:t>BA in Project Management -</w:t>
-      </w:r>
-      <w:r>
-        <w:rPr>
-          <w:rFonts w:ascii="Arial" w:hAnsi="Arial" w:cs="Arial"/>
-          <w:color w:val="000000"/>
-          <w:sz w:val="20"/>
-          <w:szCs w:val="20"/>
-        </w:rPr>
-        <w:t xml:space="preserve"> INPG</w:t>
-      </w:r>
-      <w:r>
-        <w:rPr>
-          <w:rFonts w:ascii="Arial" w:hAnsi="Arial" w:cs="Arial"/>
-          <w:color w:val="000000"/>
-          <w:sz w:val="20"/>
-          <w:szCs w:val="20"/>
-        </w:rPr>
-        <w:t>, Blumenau, SC, Brazil.</w:t>
-      </w:r>
-    </w:p>
-    <w:p>
-      <w:pPr>
-        <w:rPr>
-          <w:rFonts w:ascii="Arial" w:hAnsi="Arial" w:cs="Arial"/>
-          <w:bCs/>
-          <w:sz w:val="20"/>
-          <w:szCs w:val="20"/>
-        </w:rPr>
-      </w:pPr>
-      <w:r>
-        <w:rPr>
-          <w:rFonts w:ascii="Arial" w:hAnsi="Arial" w:cs="Arial"/>
-          <w:bCs/>
-          <w:sz w:val="20"/>
-          <w:szCs w:val="20"/>
-        </w:rPr>
-        <w:t xml:space="preserve">2005 </w:t>
-      </w:r>
-      <w:r>
-        <w:rPr>
-          <w:rFonts w:ascii="Arial" w:hAnsi="Arial" w:cs="Arial"/>
-          <w:bCs/>
-          <w:sz w:val="20"/>
-          <w:szCs w:val="20"/>
-        </w:rPr>
-        <w:tab/>
-        <w:t>B. S. in Electrical Engineering</w:t>
-      </w:r>
-      <w:r>
-        <w:rPr>
-          <w:rFonts w:ascii="Arial" w:hAnsi="Arial" w:cs="Arial"/>
-          <w:bCs/>
-          <w:sz w:val="20"/>
-          <w:szCs w:val="20"/>
-        </w:rPr>
-        <w:t xml:space="preserve"> with </w:t>
-      </w:r>
-      <w:r>
-        <w:rPr>
-          <w:rFonts w:ascii="Arial" w:hAnsi="Arial" w:cs="Arial"/>
-          <w:bCs/>
-          <w:sz w:val="20"/>
-          <w:szCs w:val="20"/>
-        </w:rPr>
-        <w:t xml:space="preserve">qualification in Industrial Engineering </w:t>
-      </w:r>
-      <w:r>
-        <w:rPr>
-          <w:rFonts w:ascii="Arial" w:hAnsi="Arial" w:cs="Arial"/>
-          <w:bCs/>
-          <w:sz w:val="20"/>
-          <w:szCs w:val="20"/>
-        </w:rPr>
-        <w:t>-</w:t>
-      </w:r>
-    </w:p>
-    <w:p>
-      <w:pPr>
-        <w:ind w:firstLine="708"/>
-        <w:rPr>
-          <w:rFonts w:ascii="Arial" w:hAnsi="Arial" w:cs="Arial"/>
-          <w:b/>
-          <w:sz w:val="20"/>
-          <w:szCs w:val="20"/>
-        </w:rPr>
-      </w:pPr>
-      <w:r>
-        <w:rPr>
-          <w:rFonts w:ascii="Arial" w:hAnsi="Arial" w:cs="Arial"/>
-          <w:bCs/>
-          <w:sz w:val="20"/>
-          <w:szCs w:val="20"/>
-        </w:rPr>
-        <w:t>Federal University of Santa Catarina, Florian</w:t>
-      </w:r>
-      <w:r>
-        <w:rPr>
-          <w:rFonts w:ascii="Arial" w:hAnsi="Arial" w:cs="Arial"/>
-          <w:bCs/>
-          <w:sz w:val="20"/>
-          <w:szCs w:val="20"/>
-        </w:rPr>
-        <w:t>o</w:t>
-      </w:r>
-      <w:r>
-        <w:rPr>
-          <w:rFonts w:ascii="Arial" w:hAnsi="Arial" w:cs="Arial"/>
-          <w:bCs/>
-          <w:sz w:val="20"/>
-          <w:szCs w:val="20"/>
-        </w:rPr>
-        <w:t>polis, SC. Brazil.</w:t>
-      </w:r>
-    </w:p>
-    <w:p>
-      <w:pPr>
-        <w:jc w:val="both"/>
-        <w:rPr>
-          <w:rFonts w:ascii="Arial" w:hAnsi="Arial" w:cs="Arial"/>
-          <w:sz w:val="20"/>
-          <w:szCs w:val="20"/>
-        </w:rPr>
-      </w:pPr>
-    </w:p>
-    <w:p>
-      <w:pPr>
-        <w:jc w:val="both"/>
-        <w:rPr>
-          <w:rFonts w:ascii="Arial" w:hAnsi="Arial" w:cs="Arial"/>
-          <w:sz w:val="20"/>
-          <w:szCs w:val="20"/>
-        </w:rPr>
-      </w:pPr>
-    </w:p>
-    <w:p>
-      <w:pPr>
-        <w:rPr>
           <w:sz w:val="20"/>
           <w:szCs w:val="20"/>
         </w:rPr>
@@ -8638,6 +6843,7 @@
   <w:style w:type="character" w:default="1" w:styleId="DefaultParagraphFont">
     <w:name w:val="Default Paragraph Font"/>
     <w:uiPriority w:val="1"/>
+    <w:semiHidden/>
     <w:unhideWhenUsed/>
   </w:style>
   <w:style w:type="table" w:default="1" w:styleId="TableNormal">
